--- a/plantillas/inmobiliaria/D9_Reporte_Operacion_Inusual_v3.docx
+++ b/plantillas/inmobiliaria/D9_Reporte_Operacion_Inusual_v3.docx
@@ -2659,7 +2659,7 @@
                 <w:sz w:val="18"/>
                 <w:szCs w:val="18"/>
               </w:rPr>
-              <w:t xml:space="preserve">AVISO CONFIDENCIAL: Este reporte NO debe ser comunicado al cliente o posible involucrado bajo ningún concepto, ni debe alertarse sobre requerimientos de información relacionados u órdenes de aseguramiento antes de su ejecución. La divulgación puede constituir el delito de "tipping off" y viola el deber de confidencialidad del Art. 31 de las RCG (D5, Cap. 20).</w:t>
+              <w:t xml:space="preserve">AVISO CONFIDENCIAL: Este reporte NO debe ser comunicado al cliente o posible involucrado bajo ningún concepto, ni debe alertarse sobre requerimientos de información relacionados u órdenes de aseguramiento antes de su ejecución. La divulgación puede constituir el delito previsto en el Art. 63, fracción II, de la Ley (prisión de cuatro a diez años) y viola el deber de confidencialidad de los Arts. 50 de la Ley y 31 de las RCG (D5, Cap. 20).</w:t>
             </w:r>
           </w:p>
         </w:tc>
